--- a/backend/contract_templates/bayonnoma.docx
+++ b/backend/contract_templates/bayonnoma.docx
@@ -1,6 +1,6 @@
 
 <file path=word/document.xml><?xml version="1.0" encoding="utf-8"?>
-<w:document xmlns:wpc="http://schemas.microsoft.com/office/word/2010/wordprocessingCanvas" xmlns:cx="http://schemas.microsoft.com/office/drawing/2014/chartex" xmlns:cx1="http://schemas.microsoft.com/office/drawing/2015/9/8/chartex" xmlns:cx2="http://schemas.microsoft.com/office/drawing/2015/10/21/chartex" xmlns:cx3="http://schemas.microsoft.com/office/drawing/2016/5/9/chartex" xmlns:cx4="http://schemas.microsoft.com/office/drawing/2016/5/10/chartex" xmlns:cx5="http://schemas.microsoft.com/office/drawing/2016/5/11/chartex" xmlns:cx6="http://schemas.microsoft.com/office/drawing/2016/5/12/chartex" xmlns:cx7="http://schemas.microsoft.com/office/drawing/2016/5/13/chartex" xmlns:cx8="http://schemas.microsoft.com/office/drawing/2016/5/14/chartex" xmlns:mc="http://schemas.openxmlformats.org/markup-compatibility/2006" xmlns:aink="http://schemas.microsoft.com/office/drawing/2016/ink" xmlns:am3d="http://schemas.microsoft.com/office/drawing/2017/model3d" xmlns:o="urn:schemas-microsoft-com:office:office" xmlns:oel="http://schemas.microsoft.com/office/2019/extlst" xmlns:r="http://schemas.openxmlformats.org/officeDocument/2006/relationships" xmlns:m="http://schemas.openxmlformats.org/officeDocument/2006/math" xmlns:v="urn:schemas-microsoft-com:vml" xmlns:wp14="http://schemas.microsoft.com/office/word/2010/wordprocessingDrawing" xmlns:wp="http://schemas.openxmlformats.org/drawingml/2006/wordprocessingDrawing" xmlns:w10="urn:schemas-microsoft-com:office:word" xmlns:w="http://schemas.openxmlformats.org/wordprocessingml/2006/main" xmlns:w14="http://schemas.microsoft.com/office/word/2010/wordml" xmlns:w15="http://schemas.microsoft.com/office/word/2012/wordml" xmlns:w16cex="http://schemas.microsoft.com/office/word/2018/wordml/cex" xmlns:w16cid="http://schemas.microsoft.com/office/word/2016/wordml/cid" xmlns:w16="http://schemas.microsoft.com/office/word/2018/wordml" xmlns:w16sdtdh="http://schemas.microsoft.com/office/word/2020/wordml/sdtdatahash" xmlns:w16se="http://schemas.microsoft.com/office/word/2015/wordml/symex" xmlns:wpg="http://schemas.microsoft.com/office/word/2010/wordprocessingGroup" xmlns:wpi="http://schemas.microsoft.com/office/word/2010/wordprocessingInk" xmlns:wne="http://schemas.microsoft.com/office/word/2006/wordml" xmlns:wps="http://schemas.microsoft.com/office/word/2010/wordprocessingShape" mc:Ignorable="w14 w15 w16se w16cid w16 w16cex w16sdtdh wp14">
+<w:document xmlns:wpc="http://schemas.microsoft.com/office/word/2010/wordprocessingCanvas" xmlns:cx="http://schemas.microsoft.com/office/drawing/2014/chartex" xmlns:cx1="http://schemas.microsoft.com/office/drawing/2015/9/8/chartex" xmlns:cx2="http://schemas.microsoft.com/office/drawing/2015/10/21/chartex" xmlns:cx3="http://schemas.microsoft.com/office/drawing/2016/5/9/chartex" xmlns:cx4="http://schemas.microsoft.com/office/drawing/2016/5/10/chartex" xmlns:cx5="http://schemas.microsoft.com/office/drawing/2016/5/11/chartex" xmlns:cx6="http://schemas.microsoft.com/office/drawing/2016/5/12/chartex" xmlns:cx7="http://schemas.microsoft.com/office/drawing/2016/5/13/chartex" xmlns:cx8="http://schemas.microsoft.com/office/drawing/2016/5/14/chartex" xmlns:mc="http://schemas.openxmlformats.org/markup-compatibility/2006" xmlns:aink="http://schemas.microsoft.com/office/drawing/2016/ink" xmlns:am3d="http://schemas.microsoft.com/office/drawing/2017/model3d" xmlns:o="urn:schemas-microsoft-com:office:office" xmlns:oel="http://schemas.microsoft.com/office/2019/extlst" xmlns:r="http://schemas.openxmlformats.org/officeDocument/2006/relationships" xmlns:m="http://schemas.openxmlformats.org/officeDocument/2006/math" xmlns:v="urn:schemas-microsoft-com:vml" xmlns:wp14="http://schemas.microsoft.com/office/word/2010/wordprocessingDrawing" xmlns:wp="http://schemas.openxmlformats.org/drawingml/2006/wordprocessingDrawing" xmlns:w10="urn:schemas-microsoft-com:office:word" xmlns:w="http://schemas.openxmlformats.org/wordprocessingml/2006/main" xmlns:w14="http://schemas.microsoft.com/office/word/2010/wordml" xmlns:w15="http://schemas.microsoft.com/office/word/2012/wordml" xmlns:w16cex="http://schemas.microsoft.com/office/word/2018/wordml/cex" xmlns:w16cid="http://schemas.microsoft.com/office/word/2016/wordml/cid" xmlns:w16="http://schemas.microsoft.com/office/word/2018/wordml" xmlns:w16du="http://schemas.microsoft.com/office/word/2023/wordml/word16du" xmlns:w16sdtdh="http://schemas.microsoft.com/office/word/2020/wordml/sdtdatahash" xmlns:w16sdtfl="http://schemas.microsoft.com/office/word/2024/wordml/sdtformatlock" xmlns:w16se="http://schemas.microsoft.com/office/word/2015/wordml/symex" xmlns:wpg="http://schemas.microsoft.com/office/word/2010/wordprocessingGroup" xmlns:wpi="http://schemas.microsoft.com/office/word/2010/wordprocessingInk" xmlns:wne="http://schemas.microsoft.com/office/word/2006/wordml" xmlns:wps="http://schemas.microsoft.com/office/word/2010/wordprocessingShape" mc:Ignorable="w14 w15 w16se w16cid w16 w16cex w16sdtdh w16sdtfl w16du wp14">
   <w:body>
     <w:p>
       <w:pPr>
@@ -171,7 +171,6 @@
           <w:szCs w:val="26"/>
           <w:lang w:val="uz-Cyrl-UZ"/>
         </w:rPr>
-        <w:lastRenderedPageBreak/>
         <w:t>“</w:t>
       </w:r>
       <w:r>
@@ -692,7 +691,7 @@
                 <w:szCs w:val="20"/>
                 <w:lang w:val="uz-Cyrl-UZ"/>
               </w:rPr>
-              <w:t xml:space="preserve">“QURILISHDA TEXNIK ME’YORLASH VA STANDARTLASHTIRISH ILMIY TADQIQOT </w:t>
+              <w:t xml:space="preserve">“TEXNIK ME’YORLASH VA STANDARTLASHTIRISH ILMIY TADQIQOT </w:t>
             </w:r>
             <w:r>
               <w:rPr>
@@ -1247,7 +1246,7 @@
 </file>
 
 <file path=word/styles.xml><?xml version="1.0" encoding="utf-8"?>
-<w:styles xmlns:mc="http://schemas.openxmlformats.org/markup-compatibility/2006" xmlns:r="http://schemas.openxmlformats.org/officeDocument/2006/relationships" xmlns:w="http://schemas.openxmlformats.org/wordprocessingml/2006/main" xmlns:w14="http://schemas.microsoft.com/office/word/2010/wordml" xmlns:w15="http://schemas.microsoft.com/office/word/2012/wordml" xmlns:w16cex="http://schemas.microsoft.com/office/word/2018/wordml/cex" xmlns:w16cid="http://schemas.microsoft.com/office/word/2016/wordml/cid" xmlns:w16="http://schemas.microsoft.com/office/word/2018/wordml" xmlns:w16sdtdh="http://schemas.microsoft.com/office/word/2020/wordml/sdtdatahash" xmlns:w16se="http://schemas.microsoft.com/office/word/2015/wordml/symex" mc:Ignorable="w14 w15 w16se w16cid w16 w16cex w16sdtdh">
+<w:styles xmlns:mc="http://schemas.openxmlformats.org/markup-compatibility/2006" xmlns:r="http://schemas.openxmlformats.org/officeDocument/2006/relationships" xmlns:w="http://schemas.openxmlformats.org/wordprocessingml/2006/main" xmlns:w14="http://schemas.microsoft.com/office/word/2010/wordml" xmlns:w15="http://schemas.microsoft.com/office/word/2012/wordml" xmlns:w16cex="http://schemas.microsoft.com/office/word/2018/wordml/cex" xmlns:w16cid="http://schemas.microsoft.com/office/word/2016/wordml/cid" xmlns:w16="http://schemas.microsoft.com/office/word/2018/wordml" xmlns:w16du="http://schemas.microsoft.com/office/word/2023/wordml/word16du" xmlns:w16sdtdh="http://schemas.microsoft.com/office/word/2020/wordml/sdtdatahash" xmlns:w16sdtfl="http://schemas.microsoft.com/office/word/2024/wordml/sdtformatlock" xmlns:w16se="http://schemas.microsoft.com/office/word/2015/wordml/symex" mc:Ignorable="w14 w15 w16se w16cid w16 w16cex w16sdtdh w16sdtfl w16du">
   <w:docDefaults>
     <w:rPrDefault>
       <w:rPr>

--- a/backend/contract_templates/bayonnoma.docx
+++ b/backend/contract_templates/bayonnoma.docx
@@ -986,6 +986,40 @@
                 <w:szCs w:val="26"/>
               </w:rPr>
               <w:t xml:space="preserve">  ________________</w:t>
+            </w:r>
+            <w:r>
+              <w:drawing>
+                <wp:inline xmlns:a="http://schemas.openxmlformats.org/drawingml/2006/main" xmlns:pic="http://schemas.openxmlformats.org/drawingml/2006/picture">
+                  <wp:extent cx="792000" cy="776571"/>
+                  <wp:docPr id="1" name="Picture 1"/>
+                  <wp:cNvGraphicFramePr>
+                    <a:graphicFrameLocks noChangeAspect="1"/>
+                  </wp:cNvGraphicFramePr>
+                  <a:graphic>
+                    <a:graphicData uri="http://schemas.openxmlformats.org/drawingml/2006/picture">
+                      <pic:pic>
+                        <pic:nvPicPr>
+                          <pic:cNvPr id="0" name="pechat.png"/>
+                          <pic:cNvPicPr/>
+                        </pic:nvPicPr>
+                        <pic:blipFill>
+                          <a:blip r:embed="rId6"/>
+                          <a:stretch>
+                            <a:fillRect/>
+                          </a:stretch>
+                        </pic:blipFill>
+                        <pic:spPr>
+                          <a:xfrm>
+                            <a:off x="0" y="0"/>
+                            <a:ext cx="792000" cy="776571"/>
+                          </a:xfrm>
+                          <a:prstGeom prst="rect"/>
+                        </pic:spPr>
+                      </pic:pic>
+                    </a:graphicData>
+                  </a:graphic>
+                </wp:inline>
+              </w:drawing>
             </w:r>
             <w:r>
               <w:rPr>

--- a/backend/contract_templates/bayonnoma.docx
+++ b/backend/contract_templates/bayonnoma.docx
@@ -965,45 +965,41 @@
                 <w:lang w:val="uz-Cyrl-UZ"/>
               </w:rPr>
             </w:pPr>
-          </w:p>
-          <w:p>
-            <w:pPr>
-              <w:pStyle w:val="a4"/>
-              <w:rPr>
-                <w:rFonts w:ascii="Times New Roman" w:eastAsia="Times New Roman" w:hAnsi="Times New Roman" w:cs="Times New Roman"/>
-                <w:b/>
-                <w:noProof/>
-                <w:sz w:val="26"/>
-                <w:szCs w:val="26"/>
-              </w:rPr>
-            </w:pPr>
-            <w:r>
-              <w:rPr>
-                <w:rFonts w:ascii="Times New Roman" w:hAnsi="Times New Roman" w:cs="Times New Roman"/>
-                <w:b/>
-                <w:noProof/>
-                <w:sz w:val="26"/>
-                <w:szCs w:val="26"/>
-              </w:rPr>
-              <w:t xml:space="preserve">  ________________</w:t>
-            </w:r>
-            <w:r>
+            <w:r>
+              <w:rPr>
+                <w:noProof/>
+              </w:rPr>
               <w:drawing>
-                <wp:inline xmlns:a="http://schemas.openxmlformats.org/drawingml/2006/main" xmlns:pic="http://schemas.openxmlformats.org/drawingml/2006/picture">
-                  <wp:extent cx="792000" cy="776571"/>
+                <wp:anchor distT="0" distB="0" distL="114300" distR="114300" simplePos="0" relativeHeight="251658240" behindDoc="0" locked="0" layoutInCell="1" allowOverlap="1" wp14:anchorId="0F66102A" wp14:editId="44DD8A4B">
+                  <wp:simplePos x="0" y="0"/>
+                  <wp:positionH relativeFrom="column">
+                    <wp:posOffset>302260</wp:posOffset>
+                  </wp:positionH>
+                  <wp:positionV relativeFrom="paragraph">
+                    <wp:posOffset>71755</wp:posOffset>
+                  </wp:positionV>
+                  <wp:extent cx="791845" cy="775970"/>
+                  <wp:effectExtent l="0" t="0" r="8255" b="5080"/>
+                  <wp:wrapSquare wrapText="bothSides"/>
                   <wp:docPr id="1" name="Picture 1"/>
                   <wp:cNvGraphicFramePr>
-                    <a:graphicFrameLocks noChangeAspect="1"/>
+                    <a:graphicFrameLocks xmlns:a="http://schemas.openxmlformats.org/drawingml/2006/main" noChangeAspect="1"/>
                   </wp:cNvGraphicFramePr>
-                  <a:graphic>
+                  <a:graphic xmlns:a="http://schemas.openxmlformats.org/drawingml/2006/main">
                     <a:graphicData uri="http://schemas.openxmlformats.org/drawingml/2006/picture">
-                      <pic:pic>
+                      <pic:pic xmlns:pic="http://schemas.openxmlformats.org/drawingml/2006/picture">
                         <pic:nvPicPr>
                           <pic:cNvPr id="0" name="pechat.png"/>
                           <pic:cNvPicPr/>
                         </pic:nvPicPr>
                         <pic:blipFill>
-                          <a:blip r:embed="rId6"/>
+                          <a:blip r:embed="rId4">
+                            <a:extLst>
+                              <a:ext uri="{28A0092B-C50C-407E-A947-70E740481C1C}">
+                                <a14:useLocalDpi xmlns:a14="http://schemas.microsoft.com/office/drawing/2010/main" val="0"/>
+                              </a:ext>
+                            </a:extLst>
+                          </a:blip>
                           <a:stretch>
                             <a:fillRect/>
                           </a:stretch>
@@ -1011,16 +1007,54 @@
                         <pic:spPr>
                           <a:xfrm>
                             <a:off x="0" y="0"/>
-                            <a:ext cx="792000" cy="776571"/>
+                            <a:ext cx="791845" cy="775970"/>
                           </a:xfrm>
-                          <a:prstGeom prst="rect"/>
+                          <a:prstGeom prst="rect">
+                            <a:avLst/>
+                          </a:prstGeom>
                         </pic:spPr>
                       </pic:pic>
                     </a:graphicData>
                   </a:graphic>
-                </wp:inline>
+                </wp:anchor>
               </w:drawing>
             </w:r>
+          </w:p>
+          <w:p>
+            <w:pPr>
+              <w:pStyle w:val="a4"/>
+              <w:rPr>
+                <w:rFonts w:ascii="Times New Roman" w:hAnsi="Times New Roman" w:cs="Times New Roman"/>
+                <w:b/>
+                <w:noProof/>
+                <w:sz w:val="26"/>
+                <w:szCs w:val="26"/>
+                <w:lang w:val="en-US"/>
+              </w:rPr>
+            </w:pPr>
+            <w:r>
+              <w:rPr>
+                <w:rFonts w:ascii="Times New Roman" w:hAnsi="Times New Roman" w:cs="Times New Roman"/>
+                <w:b/>
+                <w:noProof/>
+                <w:sz w:val="26"/>
+                <w:szCs w:val="26"/>
+              </w:rPr>
+              <w:t xml:space="preserve">  </w:t>
+            </w:r>
+          </w:p>
+          <w:p>
+            <w:pPr>
+              <w:pStyle w:val="a4"/>
+              <w:rPr>
+                <w:rFonts w:ascii="Times New Roman" w:hAnsi="Times New Roman" w:cs="Times New Roman"/>
+                <w:b/>
+                <w:noProof/>
+                <w:sz w:val="26"/>
+                <w:szCs w:val="26"/>
+                <w:lang w:val="en-US"/>
+              </w:rPr>
+            </w:pPr>
             <w:r>
               <w:rPr>
                 <w:rFonts w:ascii="Times New Roman" w:hAnsi="Times New Roman"/>
@@ -1056,6 +1090,31 @@
               <w:ind w:firstLine="720"/>
               <w:jc w:val="both"/>
               <w:rPr>
+                <w:rFonts w:ascii="Times New Roman" w:hAnsi="Times New Roman" w:cs="Times New Roman"/>
+                <w:b/>
+                <w:noProof/>
+                <w:sz w:val="26"/>
+                <w:szCs w:val="26"/>
+                <w:lang w:val="en-US"/>
+              </w:rPr>
+            </w:pPr>
+            <w:r>
+              <w:rPr>
+                <w:rFonts w:ascii="Times New Roman" w:hAnsi="Times New Roman" w:cs="Times New Roman"/>
+                <w:b/>
+                <w:noProof/>
+                <w:sz w:val="26"/>
+                <w:szCs w:val="26"/>
+                <w:lang w:val="uz-Cyrl-UZ"/>
+              </w:rPr>
+              <w:t xml:space="preserve"> </w:t>
+            </w:r>
+          </w:p>
+          <w:p>
+            <w:pPr>
+              <w:ind w:firstLine="720"/>
+              <w:jc w:val="both"/>
+              <w:rPr>
                 <w:rFonts w:ascii="Times New Roman" w:eastAsia="Calibri" w:hAnsi="Times New Roman" w:cs="Times New Roman"/>
                 <w:b/>
                 <w:noProof/>
@@ -1067,14 +1126,14 @@
             </w:pPr>
             <w:r>
               <w:rPr>
-                <w:rFonts w:ascii="Times New Roman" w:hAnsi="Times New Roman" w:cs="Times New Roman"/>
-                <w:b/>
-                <w:noProof/>
-                <w:sz w:val="26"/>
-                <w:szCs w:val="26"/>
-                <w:lang w:val="uz-Cyrl-UZ"/>
-              </w:rPr>
-              <w:t xml:space="preserve"> ___________</w:t>
+                <w:rFonts w:ascii="Times New Roman" w:hAnsi="Times New Roman"/>
+                <w:b/>
+                <w:noProof/>
+                <w:sz w:val="24"/>
+                <w:szCs w:val="24"/>
+                <w:lang w:val="en-US"/>
+              </w:rPr>
+              <w:t xml:space="preserve">                        </w:t>
             </w:r>
             <w:r>
               <w:rPr>

--- a/backend/contract_templates/bayonnoma.docx
+++ b/backend/contract_templates/bayonnoma.docx
@@ -1,6 +1,6 @@
 
 <file path=word/document.xml><?xml version="1.0" encoding="utf-8"?>
-<w:document xmlns:wpc="http://schemas.microsoft.com/office/word/2010/wordprocessingCanvas" xmlns:cx="http://schemas.microsoft.com/office/drawing/2014/chartex" xmlns:cx1="http://schemas.microsoft.com/office/drawing/2015/9/8/chartex" xmlns:cx2="http://schemas.microsoft.com/office/drawing/2015/10/21/chartex" xmlns:cx3="http://schemas.microsoft.com/office/drawing/2016/5/9/chartex" xmlns:cx4="http://schemas.microsoft.com/office/drawing/2016/5/10/chartex" xmlns:cx5="http://schemas.microsoft.com/office/drawing/2016/5/11/chartex" xmlns:cx6="http://schemas.microsoft.com/office/drawing/2016/5/12/chartex" xmlns:cx7="http://schemas.microsoft.com/office/drawing/2016/5/13/chartex" xmlns:cx8="http://schemas.microsoft.com/office/drawing/2016/5/14/chartex" xmlns:mc="http://schemas.openxmlformats.org/markup-compatibility/2006" xmlns:aink="http://schemas.microsoft.com/office/drawing/2016/ink" xmlns:am3d="http://schemas.microsoft.com/office/drawing/2017/model3d" xmlns:o="urn:schemas-microsoft-com:office:office" xmlns:oel="http://schemas.microsoft.com/office/2019/extlst" xmlns:r="http://schemas.openxmlformats.org/officeDocument/2006/relationships" xmlns:m="http://schemas.openxmlformats.org/officeDocument/2006/math" xmlns:v="urn:schemas-microsoft-com:vml" xmlns:wp14="http://schemas.microsoft.com/office/word/2010/wordprocessingDrawing" xmlns:wp="http://schemas.openxmlformats.org/drawingml/2006/wordprocessingDrawing" xmlns:w10="urn:schemas-microsoft-com:office:word" xmlns:w="http://schemas.openxmlformats.org/wordprocessingml/2006/main" xmlns:w14="http://schemas.microsoft.com/office/word/2010/wordml" xmlns:w15="http://schemas.microsoft.com/office/word/2012/wordml" xmlns:w16cex="http://schemas.microsoft.com/office/word/2018/wordml/cex" xmlns:w16cid="http://schemas.microsoft.com/office/word/2016/wordml/cid" xmlns:w16="http://schemas.microsoft.com/office/word/2018/wordml" xmlns:w16du="http://schemas.microsoft.com/office/word/2023/wordml/word16du" xmlns:w16sdtdh="http://schemas.microsoft.com/office/word/2020/wordml/sdtdatahash" xmlns:w16sdtfl="http://schemas.microsoft.com/office/word/2024/wordml/sdtformatlock" xmlns:w16se="http://schemas.microsoft.com/office/word/2015/wordml/symex" xmlns:wpg="http://schemas.microsoft.com/office/word/2010/wordprocessingGroup" xmlns:wpi="http://schemas.microsoft.com/office/word/2010/wordprocessingInk" xmlns:wne="http://schemas.microsoft.com/office/word/2006/wordml" xmlns:wps="http://schemas.microsoft.com/office/word/2010/wordprocessingShape" mc:Ignorable="w14 w15 w16se w16cid w16 w16cex w16sdtdh w16sdtfl w16du wp14">
+<w:document xmlns:wpc="http://schemas.microsoft.com/office/word/2010/wordprocessingCanvas" xmlns:cx="http://schemas.microsoft.com/office/drawing/2014/chartex" xmlns:cx1="http://schemas.microsoft.com/office/drawing/2015/9/8/chartex" xmlns:cx2="http://schemas.microsoft.com/office/drawing/2015/10/21/chartex" xmlns:cx3="http://schemas.microsoft.com/office/drawing/2016/5/9/chartex" xmlns:cx4="http://schemas.microsoft.com/office/drawing/2016/5/10/chartex" xmlns:cx5="http://schemas.microsoft.com/office/drawing/2016/5/11/chartex" xmlns:cx6="http://schemas.microsoft.com/office/drawing/2016/5/12/chartex" xmlns:cx7="http://schemas.microsoft.com/office/drawing/2016/5/13/chartex" xmlns:cx8="http://schemas.microsoft.com/office/drawing/2016/5/14/chartex" xmlns:mc="http://schemas.openxmlformats.org/markup-compatibility/2006" xmlns:aink="http://schemas.microsoft.com/office/drawing/2016/ink" xmlns:am3d="http://schemas.microsoft.com/office/drawing/2017/model3d" xmlns:o="urn:schemas-microsoft-com:office:office" xmlns:oel="http://schemas.microsoft.com/office/2019/extlst" xmlns:r="http://schemas.openxmlformats.org/officeDocument/2006/relationships" xmlns:m="http://schemas.openxmlformats.org/officeDocument/2006/math" xmlns:v="urn:schemas-microsoft-com:vml" xmlns:wp14="http://schemas.microsoft.com/office/word/2010/wordprocessingDrawing" xmlns:wp="http://schemas.openxmlformats.org/drawingml/2006/wordprocessingDrawing" xmlns:w10="urn:schemas-microsoft-com:office:word" xmlns:w="http://schemas.openxmlformats.org/wordprocessingml/2006/main" xmlns:w14="http://schemas.microsoft.com/office/word/2010/wordml" xmlns:w15="http://schemas.microsoft.com/office/word/2012/wordml" xmlns:w16cex="http://schemas.microsoft.com/office/word/2018/wordml/cex" xmlns:w16cid="http://schemas.microsoft.com/office/word/2016/wordml/cid" xmlns:w16="http://schemas.microsoft.com/office/word/2018/wordml" xmlns:w16sdtdh="http://schemas.microsoft.com/office/word/2020/wordml/sdtdatahash" xmlns:w16se="http://schemas.microsoft.com/office/word/2015/wordml/symex" xmlns:wpg="http://schemas.microsoft.com/office/word/2010/wordprocessingGroup" xmlns:wpi="http://schemas.microsoft.com/office/word/2010/wordprocessingInk" xmlns:wne="http://schemas.microsoft.com/office/word/2006/wordml" xmlns:wps="http://schemas.microsoft.com/office/word/2010/wordprocessingShape" mc:Ignorable="w14 w15 w16se w16cid w16 w16cex w16sdtdh wp14">
   <w:body>
     <w:p>
       <w:pPr>
@@ -57,6 +57,7 @@
     <w:p>
       <w:pPr>
         <w:pStyle w:val="a4"/>
+        <w:ind w:firstLine="709"/>
         <w:rPr>
           <w:rFonts w:ascii="Times New Roman" w:hAnsi="Times New Roman" w:cs="Times New Roman"/>
           <w:noProof/>
@@ -69,13 +70,14 @@
     <w:p>
       <w:pPr>
         <w:pStyle w:val="a4"/>
+        <w:ind w:firstLine="709"/>
         <w:jc w:val="both"/>
         <w:rPr>
           <w:rFonts w:ascii="Times New Roman" w:hAnsi="Times New Roman"/>
           <w:b/>
           <w:bCs/>
-          <w:sz w:val="26"/>
-          <w:szCs w:val="26"/>
+          <w:sz w:val="28"/>
+          <w:szCs w:val="28"/>
           <w:lang w:val="uz-Cyrl-UZ"/>
         </w:rPr>
       </w:pPr>
@@ -85,16 +87,6 @@
           <w:noProof/>
           <w:sz w:val="28"/>
           <w:szCs w:val="28"/>
-          <w:lang w:val="uz-Cyrl-UZ"/>
-        </w:rPr>
-        <w:tab/>
-      </w:r>
-      <w:r>
-        <w:rPr>
-          <w:rFonts w:ascii="Times New Roman" w:hAnsi="Times New Roman" w:cs="Times New Roman"/>
-          <w:noProof/>
-          <w:sz w:val="26"/>
-          <w:szCs w:val="26"/>
           <w:lang w:val="uz-Cyrl-UZ"/>
         </w:rPr>
         <w:t xml:space="preserve">Biz, quyida imzo chekuvchilar, </w:t>
@@ -104,8 +96,8 @@
           <w:rFonts w:ascii="Times New Roman" w:hAnsi="Times New Roman" w:cs="Times New Roman"/>
           <w:b/>
           <w:noProof/>
-          <w:sz w:val="26"/>
-          <w:szCs w:val="26"/>
+          <w:sz w:val="28"/>
+          <w:szCs w:val="28"/>
           <w:lang w:val="uz-Cyrl-UZ"/>
         </w:rPr>
         <w:t>“Buyurtmachi”</w:t>
@@ -114,8 +106,8 @@
         <w:rPr>
           <w:rFonts w:ascii="Times New Roman" w:hAnsi="Times New Roman" w:cs="Times New Roman"/>
           <w:noProof/>
-          <w:sz w:val="26"/>
-          <w:szCs w:val="26"/>
+          <w:sz w:val="28"/>
+          <w:szCs w:val="28"/>
           <w:lang w:val="uz-Cyrl-UZ"/>
         </w:rPr>
         <w:t xml:space="preserve"> nomidan </w:t>
@@ -124,8 +116,8 @@
         <w:rPr>
           <w:rFonts w:ascii="Times New Roman" w:hAnsi="Times New Roman"/>
           <w:noProof/>
-          <w:sz w:val="26"/>
-          <w:szCs w:val="26"/>
+          <w:sz w:val="28"/>
+          <w:szCs w:val="28"/>
           <w:lang w:val="uz-Cyrl-UZ"/>
         </w:rPr>
         <w:t xml:space="preserve">O‘zbekiston Respublikasi Qurilish va uy-joy kommunal xo‘jaligi vazirligi, vazir o‘rinbosari </w:t>
@@ -135,8 +127,8 @@
           <w:rFonts w:ascii="Times New Roman" w:hAnsi="Times New Roman"/>
           <w:b/>
           <w:noProof/>
-          <w:sz w:val="26"/>
-          <w:szCs w:val="26"/>
+          <w:sz w:val="28"/>
+          <w:szCs w:val="28"/>
           <w:lang w:val="uz-Cyrl-UZ"/>
         </w:rPr>
         <w:t>{{deputy_minister}}</w:t>
@@ -146,8 +138,8 @@
           <w:rFonts w:ascii="Times New Roman" w:hAnsi="Times New Roman"/>
           <w:b/>
           <w:noProof/>
-          <w:sz w:val="26"/>
-          <w:szCs w:val="26"/>
+          <w:sz w:val="28"/>
+          <w:szCs w:val="28"/>
           <w:lang w:val="uz-Latn-UZ"/>
         </w:rPr>
         <w:t xml:space="preserve"> </w:t>
@@ -156,8 +148,8 @@
         <w:rPr>
           <w:rFonts w:ascii="Times New Roman" w:hAnsi="Times New Roman"/>
           <w:noProof/>
-          <w:sz w:val="26"/>
-          <w:szCs w:val="26"/>
+          <w:sz w:val="28"/>
+          <w:szCs w:val="28"/>
           <w:lang w:val="uz-Cyrl-UZ"/>
         </w:rPr>
         <w:t xml:space="preserve">va </w:t>
@@ -167,8 +159,8 @@
           <w:rFonts w:ascii="Times New Roman" w:hAnsi="Times New Roman"/>
           <w:b/>
           <w:noProof/>
-          <w:sz w:val="26"/>
-          <w:szCs w:val="26"/>
+          <w:sz w:val="28"/>
+          <w:szCs w:val="28"/>
           <w:lang w:val="uz-Cyrl-UZ"/>
         </w:rPr>
         <w:t>“</w:t>
@@ -178,8 +170,8 @@
           <w:rFonts w:ascii="Times New Roman" w:hAnsi="Times New Roman" w:cs="Times New Roman"/>
           <w:b/>
           <w:noProof/>
-          <w:sz w:val="26"/>
-          <w:szCs w:val="26"/>
+          <w:sz w:val="28"/>
+          <w:szCs w:val="28"/>
           <w:lang w:val="uz-Cyrl-UZ"/>
         </w:rPr>
         <w:t>Ijrochi</w:t>
@@ -189,8 +181,8 @@
           <w:rFonts w:ascii="Times New Roman" w:hAnsi="Times New Roman"/>
           <w:b/>
           <w:noProof/>
-          <w:sz w:val="26"/>
-          <w:szCs w:val="26"/>
+          <w:sz w:val="28"/>
+          <w:szCs w:val="28"/>
           <w:lang w:val="uz-Cyrl-UZ"/>
         </w:rPr>
         <w:t>”</w:t>
@@ -199,29 +191,49 @@
         <w:rPr>
           <w:rFonts w:ascii="Times New Roman" w:hAnsi="Times New Roman"/>
           <w:noProof/>
-          <w:sz w:val="26"/>
-          <w:szCs w:val="26"/>
-          <w:lang w:val="uz-Cyrl-UZ"/>
-        </w:rPr>
-        <w:t xml:space="preserve"> nomidan “QURILISHDA TEXNIK ME’YORLASH VA STANDARTLASHTIRISH ILMIY TADQIQOT INSTITUTI” DM </w:t>
+          <w:sz w:val="28"/>
+          <w:szCs w:val="28"/>
+          <w:lang w:val="uz-Cyrl-UZ"/>
+        </w:rPr>
+        <w:t xml:space="preserve"> nomidan “</w:t>
+      </w:r>
+      <w:r>
+        <w:rPr>
+          <w:rFonts w:ascii="Times New Roman" w:hAnsi="Times New Roman"/>
+          <w:noProof/>
+          <w:sz w:val="28"/>
+          <w:szCs w:val="28"/>
+          <w:lang w:val="uz-Cyrl-UZ"/>
+        </w:rPr>
+        <w:t>Texnik me’yorlash va standartlashtirish ilmiy-tadqiqot instituti</w:t>
+      </w:r>
+      <w:r>
+        <w:rPr>
+          <w:rFonts w:ascii="Times New Roman" w:hAnsi="Times New Roman"/>
+          <w:noProof/>
+          <w:sz w:val="28"/>
+          <w:szCs w:val="28"/>
+          <w:lang w:val="uz-Cyrl-UZ"/>
+        </w:rPr>
+        <w:t xml:space="preserve">” DM </w:t>
       </w:r>
       <w:r>
         <w:rPr>
           <w:rFonts w:ascii="Times New Roman" w:hAnsi="Times New Roman" w:cs="Times New Roman"/>
           <w:noProof/>
-          <w:sz w:val="26"/>
-          <w:szCs w:val="26"/>
-          <w:lang w:val="uz-Cyrl-UZ"/>
-        </w:rPr>
-        <w:t>rahbari</w:t>
+          <w:sz w:val="28"/>
+          <w:szCs w:val="28"/>
+          <w:lang w:val="uz-Cyrl-UZ"/>
+        </w:rPr>
+        <w:t>direktori</w:t>
       </w:r>
       <w:r>
         <w:rPr>
           <w:rFonts w:ascii="Times New Roman" w:hAnsi="Times New Roman"/>
           <w:b/>
           <w:noProof/>
-          <w:sz w:val="26"/>
-          <w:szCs w:val="26"/>
+          <w:sz w:val="28"/>
+          <w:szCs w:val="28"/>
           <w:lang w:val="uz-Cyrl-UZ"/>
         </w:rPr>
         <w:t xml:space="preserve"> </w:t>
@@ -231,8 +243,8 @@
           <w:rFonts w:ascii="Times New Roman" w:hAnsi="Times New Roman"/>
           <w:b/>
           <w:noProof/>
-          <w:sz w:val="26"/>
-          <w:szCs w:val="26"/>
+          <w:sz w:val="28"/>
+          <w:szCs w:val="28"/>
           <w:lang w:val="uz-Cyrl-UZ"/>
         </w:rPr>
         <w:t>{{institute_director}}</w:t>
@@ -242,8 +254,8 @@
           <w:rFonts w:ascii="Times New Roman" w:hAnsi="Times New Roman"/>
           <w:b/>
           <w:noProof/>
-          <w:sz w:val="26"/>
-          <w:szCs w:val="26"/>
+          <w:sz w:val="28"/>
+          <w:szCs w:val="28"/>
           <w:lang w:val="uz-Cyrl-UZ"/>
         </w:rPr>
         <w:t xml:space="preserve">, </w:t>
@@ -252,29 +264,19 @@
         <w:rPr>
           <w:rFonts w:ascii="Times New Roman" w:hAnsi="Times New Roman"/>
           <w:noProof/>
-          <w:sz w:val="26"/>
-          <w:szCs w:val="26"/>
+          <w:sz w:val="28"/>
+          <w:szCs w:val="28"/>
           <w:lang w:val="uz-Cyrl-UZ"/>
         </w:rPr>
         <w:t xml:space="preserve">quyidagi me’yoriy hujjat </w:t>
-      </w:r>
-      <w:r>
-        <w:rPr>
-          <w:rFonts w:ascii="Times New Roman" w:hAnsi="Times New Roman"/>
-          <w:noProof/>
-          <w:sz w:val="26"/>
-          <w:szCs w:val="26"/>
-          <w:lang w:val="uz-Cyrl-UZ"/>
-        </w:rPr>
-        <w:br/>
       </w:r>
       <w:r>
         <w:rPr>
           <w:rFonts w:ascii="Times New Roman" w:hAnsi="Times New Roman"/>
           <w:b/>
           <w:bCs/>
-          <w:sz w:val="24"/>
-          <w:szCs w:val="24"/>
+          <w:sz w:val="28"/>
+          <w:szCs w:val="28"/>
           <w:lang w:val="uz-Latn-UZ"/>
         </w:rPr>
         <w:t xml:space="preserve">{{shnq_name}} </w:t>
@@ -283,8 +285,8 @@
         <w:rPr>
           <w:rFonts w:ascii="Times New Roman" w:hAnsi="Times New Roman"/>
           <w:color w:val="000000"/>
-          <w:sz w:val="26"/>
-          <w:szCs w:val="26"/>
+          <w:sz w:val="28"/>
+          <w:szCs w:val="28"/>
           <w:lang w:val="uz-Cyrl-UZ"/>
         </w:rPr>
         <w:t xml:space="preserve">ni </w:t>
@@ -294,8 +296,8 @@
           <w:rFonts w:ascii="Times New Roman" w:hAnsi="Times New Roman"/>
           <w:noProof/>
           <w:color w:val="000000"/>
-          <w:sz w:val="26"/>
-          <w:szCs w:val="26"/>
+          <w:sz w:val="28"/>
+          <w:szCs w:val="28"/>
           <w:lang w:val="uz-Latn-UZ"/>
         </w:rPr>
         <w:t>qayta</w:t>
@@ -304,30 +306,39 @@
         <w:rPr>
           <w:rFonts w:ascii="Times New Roman" w:hAnsi="Times New Roman"/>
           <w:noProof/>
-          <w:sz w:val="26"/>
-          <w:szCs w:val="26"/>
+          <w:sz w:val="28"/>
+          <w:szCs w:val="28"/>
           <w:lang w:val="uz-Cyrl-UZ"/>
         </w:rPr>
         <w:t xml:space="preserve"> ishlab chiqish ishlarini bajarish uchun: Shartnomani moliyalashtirish narxi </w:t>
+      </w:r>
+      <w:r>
+        <w:rPr>
+          <w:rFonts w:ascii="Times New Roman" w:hAnsi="Times New Roman"/>
+          <w:sz w:val="28"/>
+          <w:szCs w:val="28"/>
+          <w:lang w:val="uz-Cyrl-UZ"/>
+        </w:rPr>
+        <w:t>QQS 12% bilan</w:t>
       </w:r>
       <w:r>
         <w:rPr>
           <w:rFonts w:ascii="Times New Roman" w:hAnsi="Times New Roman"/>
           <w:b/>
           <w:bCs/>
-          <w:sz w:val="26"/>
-          <w:szCs w:val="26"/>
-          <w:lang w:val="uz-Cyrl-UZ"/>
-        </w:rPr>
-        <w:t xml:space="preserve">QQS 12% bilan </w:t>
+          <w:sz w:val="28"/>
+          <w:szCs w:val="28"/>
+          <w:lang w:val="uz-Cyrl-UZ"/>
+        </w:rPr>
+        <w:t xml:space="preserve"> </w:t>
       </w:r>
       <w:r>
         <w:rPr>
           <w:rFonts w:ascii="Times New Roman" w:hAnsi="Times New Roman"/>
           <w:b/>
           <w:bCs/>
-          <w:sz w:val="26"/>
-          <w:szCs w:val="26"/>
+          <w:sz w:val="28"/>
+          <w:szCs w:val="28"/>
           <w:lang w:val="uz-Cyrl-UZ"/>
         </w:rPr>
         <w:t xml:space="preserve">{{final_total_amount}} </w:t>
@@ -337,8 +348,8 @@
           <w:rFonts w:ascii="Times New Roman" w:hAnsi="Times New Roman"/>
           <w:b/>
           <w:bCs/>
-          <w:sz w:val="26"/>
-          <w:szCs w:val="26"/>
+          <w:sz w:val="28"/>
+          <w:szCs w:val="28"/>
           <w:lang w:val="uz-Cyrl-UZ"/>
         </w:rPr>
         <w:t>{{final_total_amount_words}}</w:t>
@@ -348,8 +359,8 @@
           <w:rFonts w:ascii="Times New Roman" w:hAnsi="Times New Roman"/>
           <w:b/>
           <w:bCs/>
-          <w:sz w:val="26"/>
-          <w:szCs w:val="26"/>
+          <w:sz w:val="28"/>
+          <w:szCs w:val="28"/>
           <w:lang w:val="uz-Latn-UZ"/>
         </w:rPr>
         <w:t xml:space="preserve"> </w:t>
@@ -358,8 +369,8 @@
         <w:rPr>
           <w:rFonts w:ascii="Times New Roman" w:hAnsi="Times New Roman"/>
           <w:noProof/>
-          <w:sz w:val="26"/>
-          <w:szCs w:val="26"/>
+          <w:sz w:val="28"/>
+          <w:szCs w:val="28"/>
           <w:lang w:val="uz-Cyrl-UZ"/>
         </w:rPr>
         <w:t xml:space="preserve">deb o‘zaro kelishuv bitimini </w:t>
@@ -368,8 +379,8 @@
         <w:rPr>
           <w:rFonts w:ascii="Times New Roman" w:hAnsi="Times New Roman"/>
           <w:noProof/>
-          <w:sz w:val="26"/>
-          <w:szCs w:val="26"/>
+          <w:sz w:val="28"/>
+          <w:szCs w:val="28"/>
           <w:lang w:val="uz-Cyrl-UZ"/>
         </w:rPr>
         <w:t>tasdiqladik</w:t>
@@ -378,8 +389,8 @@
         <w:rPr>
           <w:rFonts w:ascii="Times New Roman" w:hAnsi="Times New Roman"/>
           <w:noProof/>
-          <w:sz w:val="26"/>
-          <w:szCs w:val="26"/>
+          <w:sz w:val="28"/>
+          <w:szCs w:val="28"/>
           <w:lang w:val="uz-Latn-UZ"/>
         </w:rPr>
         <w:t>.</w:t>
@@ -388,13 +399,13 @@
     <w:p>
       <w:pPr>
         <w:spacing w:line="240" w:lineRule="auto"/>
-        <w:ind w:firstLine="567"/>
+        <w:ind w:firstLine="709"/>
         <w:jc w:val="both"/>
         <w:rPr>
           <w:rFonts w:ascii="Times New Roman" w:eastAsia="Calibri" w:hAnsi="Times New Roman" w:cs="Times New Roman"/>
           <w:noProof/>
-          <w:sz w:val="26"/>
-          <w:szCs w:val="26"/>
+          <w:sz w:val="28"/>
+          <w:szCs w:val="28"/>
           <w:lang w:val="uz-Cyrl-UZ"/>
         </w:rPr>
       </w:pPr>
@@ -402,19 +413,18 @@
         <w:rPr>
           <w:rFonts w:ascii="Times New Roman" w:hAnsi="Times New Roman" w:cs="Times New Roman"/>
           <w:noProof/>
-          <w:sz w:val="26"/>
-          <w:szCs w:val="26"/>
-          <w:lang w:val="uz-Cyrl-UZ"/>
-        </w:rPr>
-        <w:tab/>
+          <w:sz w:val="28"/>
+          <w:szCs w:val="28"/>
+          <w:lang w:val="uz-Cyrl-UZ"/>
+        </w:rPr>
         <w:t>Ushbu b</w:t>
       </w:r>
       <w:r>
         <w:rPr>
           <w:rFonts w:ascii="Times New Roman" w:hAnsi="Times New Roman"/>
           <w:noProof/>
-          <w:sz w:val="26"/>
-          <w:szCs w:val="26"/>
+          <w:sz w:val="28"/>
+          <w:szCs w:val="28"/>
           <w:lang w:val="uz-Cyrl-UZ"/>
         </w:rPr>
         <w:t xml:space="preserve">ayonnoma </w:t>
@@ -424,8 +434,8 @@
           <w:rFonts w:ascii="Times New Roman" w:hAnsi="Times New Roman"/>
           <w:b/>
           <w:noProof/>
-          <w:sz w:val="26"/>
-          <w:szCs w:val="26"/>
+          <w:sz w:val="28"/>
+          <w:szCs w:val="28"/>
           <w:lang w:val="uz-Cyrl-UZ"/>
         </w:rPr>
         <w:t>“Buyurtmachi”</w:t>
@@ -434,8 +444,8 @@
         <w:rPr>
           <w:rFonts w:ascii="Times New Roman" w:hAnsi="Times New Roman"/>
           <w:noProof/>
-          <w:sz w:val="26"/>
-          <w:szCs w:val="26"/>
+          <w:sz w:val="28"/>
+          <w:szCs w:val="28"/>
           <w:lang w:val="uz-Cyrl-UZ"/>
         </w:rPr>
         <w:t xml:space="preserve"> </w:t>
@@ -444,8 +454,8 @@
         <w:rPr>
           <w:rFonts w:ascii="Times New Roman" w:hAnsi="Times New Roman"/>
           <w:noProof/>
-          <w:sz w:val="26"/>
-          <w:szCs w:val="26"/>
+          <w:sz w:val="28"/>
+          <w:szCs w:val="28"/>
           <w:lang w:val="uz-Cyrl-UZ"/>
         </w:rPr>
         <w:t xml:space="preserve">va </w:t>
@@ -455,8 +465,8 @@
           <w:rFonts w:ascii="Times New Roman" w:hAnsi="Times New Roman"/>
           <w:b/>
           <w:noProof/>
-          <w:sz w:val="26"/>
-          <w:szCs w:val="26"/>
+          <w:sz w:val="28"/>
+          <w:szCs w:val="28"/>
           <w:lang w:val="uz-Cyrl-UZ"/>
         </w:rPr>
         <w:t>“</w:t>
@@ -466,8 +476,8 @@
           <w:rFonts w:ascii="Times New Roman" w:hAnsi="Times New Roman" w:cs="Times New Roman"/>
           <w:b/>
           <w:noProof/>
-          <w:sz w:val="26"/>
-          <w:szCs w:val="26"/>
+          <w:sz w:val="28"/>
+          <w:szCs w:val="28"/>
           <w:lang w:val="uz-Cyrl-UZ"/>
         </w:rPr>
         <w:t>Ijrochi</w:t>
@@ -477,8 +487,8 @@
           <w:rFonts w:ascii="Times New Roman" w:hAnsi="Times New Roman"/>
           <w:b/>
           <w:noProof/>
-          <w:sz w:val="26"/>
-          <w:szCs w:val="26"/>
+          <w:sz w:val="28"/>
+          <w:szCs w:val="28"/>
           <w:lang w:val="uz-Cyrl-UZ"/>
         </w:rPr>
         <w:t>”</w:t>
@@ -487,8 +497,8 @@
         <w:rPr>
           <w:rFonts w:ascii="Times New Roman" w:hAnsi="Times New Roman"/>
           <w:noProof/>
-          <w:sz w:val="26"/>
-          <w:szCs w:val="26"/>
+          <w:sz w:val="28"/>
+          <w:szCs w:val="28"/>
           <w:lang w:val="uz-Cyrl-UZ"/>
         </w:rPr>
         <w:t xml:space="preserve">ning o‘zaro </w:t>
@@ -497,8 +507,8 @@
         <w:rPr>
           <w:rFonts w:ascii="Times New Roman" w:eastAsia="Calibri" w:hAnsi="Times New Roman" w:cs="Times New Roman"/>
           <w:noProof/>
-          <w:sz w:val="26"/>
-          <w:szCs w:val="26"/>
+          <w:sz w:val="28"/>
+          <w:szCs w:val="28"/>
           <w:lang w:val="uz-Cyrl-UZ"/>
         </w:rPr>
         <w:t>h</w:t>
@@ -507,8 +517,8 @@
         <w:rPr>
           <w:rFonts w:ascii="Times New Roman" w:eastAsia="Calibri" w:hAnsi="Times New Roman" w:cs="Times New Roman"/>
           <w:noProof/>
-          <w:sz w:val="26"/>
-          <w:szCs w:val="26"/>
+          <w:sz w:val="28"/>
+          <w:szCs w:val="28"/>
           <w:lang w:val="uz-Cyrl-UZ"/>
         </w:rPr>
         <w:t xml:space="preserve">isob–kitob ishlarini bajarishi </w:t>
@@ -517,8 +527,8 @@
         <w:rPr>
           <w:rFonts w:ascii="Times New Roman" w:eastAsia="Calibri" w:hAnsi="Times New Roman" w:cs="Times New Roman"/>
           <w:noProof/>
-          <w:sz w:val="26"/>
-          <w:szCs w:val="26"/>
+          <w:sz w:val="28"/>
+          <w:szCs w:val="28"/>
           <w:lang w:val="uz-Cyrl-UZ"/>
         </w:rPr>
         <w:t>va shu bilan birga to‘lovni amal</w:t>
@@ -527,8 +537,8 @@
         <w:rPr>
           <w:rFonts w:ascii="Times New Roman" w:eastAsia="Calibri" w:hAnsi="Times New Roman" w:cs="Times New Roman"/>
           <w:noProof/>
-          <w:sz w:val="26"/>
-          <w:szCs w:val="26"/>
+          <w:sz w:val="28"/>
+          <w:szCs w:val="28"/>
           <w:lang w:val="uz-Cyrl-UZ"/>
         </w:rPr>
         <w:t xml:space="preserve">ga oshirishi uchun asos bo‘lib </w:t>
@@ -537,8 +547,8 @@
         <w:rPr>
           <w:rFonts w:ascii="Times New Roman" w:eastAsia="Calibri" w:hAnsi="Times New Roman" w:cs="Times New Roman"/>
           <w:noProof/>
-          <w:sz w:val="26"/>
-          <w:szCs w:val="26"/>
+          <w:sz w:val="28"/>
+          <w:szCs w:val="28"/>
           <w:lang w:val="uz-Cyrl-UZ"/>
         </w:rPr>
         <w:t xml:space="preserve">hisoblanadi. </w:t>
@@ -550,8 +560,8 @@
         <w:rPr>
           <w:rFonts w:ascii="Times New Roman" w:eastAsia="Times New Roman" w:hAnsi="Times New Roman" w:cs="Times New Roman"/>
           <w:noProof/>
-          <w:sz w:val="26"/>
-          <w:szCs w:val="26"/>
+          <w:sz w:val="28"/>
+          <w:szCs w:val="28"/>
           <w:lang w:val="uz-Cyrl-UZ"/>
         </w:rPr>
       </w:pPr>
@@ -612,8 +622,8 @@
                 <w:rFonts w:ascii="Times New Roman" w:eastAsia="Times New Roman" w:hAnsi="Times New Roman" w:cs="Times New Roman"/>
                 <w:b/>
                 <w:noProof/>
-                <w:sz w:val="26"/>
-                <w:szCs w:val="26"/>
+                <w:sz w:val="28"/>
+                <w:szCs w:val="28"/>
                 <w:lang w:val="uz-Cyrl-UZ"/>
               </w:rPr>
             </w:pPr>
@@ -622,8 +632,8 @@
                 <w:rFonts w:ascii="Times New Roman" w:hAnsi="Times New Roman" w:cs="Times New Roman"/>
                 <w:b/>
                 <w:noProof/>
-                <w:sz w:val="26"/>
-                <w:szCs w:val="26"/>
+                <w:sz w:val="28"/>
+                <w:szCs w:val="28"/>
                 <w:lang w:val="uz-Cyrl-UZ"/>
               </w:rPr>
               <w:t>Ijrochi</w:t>
@@ -643,8 +653,8 @@
                 <w:b/>
                 <w:noProof/>
                 <w:spacing w:val="20"/>
-                <w:sz w:val="26"/>
-                <w:szCs w:val="26"/>
+                <w:sz w:val="28"/>
+                <w:szCs w:val="28"/>
                 <w:lang w:val="uz-Cyrl-UZ"/>
               </w:rPr>
             </w:pPr>
@@ -654,8 +664,8 @@
                 <w:b/>
                 <w:noProof/>
                 <w:spacing w:val="20"/>
-                <w:sz w:val="26"/>
-                <w:szCs w:val="26"/>
+                <w:sz w:val="28"/>
+                <w:szCs w:val="28"/>
                 <w:lang w:val="uz-Cyrl-UZ"/>
               </w:rPr>
               <w:t>Buyurtmachi</w:t>
@@ -677,8 +687,8 @@
                 <w:rFonts w:ascii="Times New Roman" w:eastAsia="Times New Roman" w:hAnsi="Times New Roman" w:cs="Times New Roman"/>
                 <w:b/>
                 <w:noProof/>
-                <w:sz w:val="20"/>
-                <w:szCs w:val="20"/>
+                <w:sz w:val="28"/>
+                <w:szCs w:val="28"/>
                 <w:lang w:val="en-US"/>
               </w:rPr>
             </w:pPr>
@@ -687,30 +697,74 @@
                 <w:rFonts w:ascii="Times New Roman" w:hAnsi="Times New Roman"/>
                 <w:b/>
                 <w:noProof/>
-                <w:sz w:val="20"/>
-                <w:szCs w:val="20"/>
-                <w:lang w:val="uz-Cyrl-UZ"/>
-              </w:rPr>
-              <w:t xml:space="preserve">“TEXNIK ME’YORLASH VA STANDARTLASHTIRISH ILMIY TADQIQOT </w:t>
+                <w:sz w:val="28"/>
+                <w:szCs w:val="28"/>
+                <w:lang w:val="uz-Cyrl-UZ"/>
+              </w:rPr>
+              <w:t>“</w:t>
             </w:r>
             <w:r>
               <w:rPr>
                 <w:rFonts w:ascii="Times New Roman" w:hAnsi="Times New Roman"/>
                 <w:b/>
                 <w:noProof/>
-                <w:sz w:val="20"/>
-                <w:szCs w:val="20"/>
+                <w:sz w:val="28"/>
+                <w:szCs w:val="28"/>
                 <w:lang w:val="en-US"/>
               </w:rPr>
-              <w:t>INSTITUTI</w:t>
+              <w:t>T</w:t>
             </w:r>
             <w:r>
               <w:rPr>
                 <w:rFonts w:ascii="Times New Roman" w:hAnsi="Times New Roman"/>
                 <w:b/>
                 <w:noProof/>
-                <w:sz w:val="20"/>
-                <w:szCs w:val="20"/>
+                <w:sz w:val="28"/>
+                <w:szCs w:val="28"/>
+                <w:lang w:val="uz-Cyrl-UZ"/>
+              </w:rPr>
+              <w:t>exnik me’yorlash va standartlashtirish ilmiy</w:t>
+            </w:r>
+            <w:r>
+              <w:rPr>
+                <w:rFonts w:ascii="Times New Roman" w:hAnsi="Times New Roman"/>
+                <w:b/>
+                <w:noProof/>
+                <w:sz w:val="28"/>
+                <w:szCs w:val="28"/>
+                <w:lang w:val="en-US"/>
+              </w:rPr>
+              <w:t>-</w:t>
+            </w:r>
+            <w:r>
+              <w:rPr>
+                <w:rFonts w:ascii="Times New Roman" w:hAnsi="Times New Roman"/>
+                <w:b/>
+                <w:noProof/>
+                <w:sz w:val="28"/>
+                <w:szCs w:val="28"/>
+                <w:lang w:val="uz-Cyrl-UZ"/>
+              </w:rPr>
+              <w:t xml:space="preserve">tadqiqot </w:t>
+            </w:r>
+            <w:r>
+              <w:rPr>
+                <w:rFonts w:ascii="Times New Roman" w:hAnsi="Times New Roman"/>
+                <w:b/>
+                <w:noProof/>
+                <w:sz w:val="28"/>
+                <w:szCs w:val="28"/>
+                <w:lang w:val="en-US"/>
+              </w:rPr>
+              <w:t>instituti</w:t>
+            </w:r>
+            <w:r>
+              <w:rPr>
+                <w:rFonts w:ascii="Times New Roman" w:hAnsi="Times New Roman"/>
+                <w:b/>
+                <w:noProof/>
+                <w:sz w:val="28"/>
+                <w:szCs w:val="28"/>
                 <w:lang w:val="uz-Cyrl-UZ"/>
               </w:rPr>
               <w:t>” DM</w:t>
@@ -731,8 +785,8 @@
                 <w:b/>
                 <w:noProof/>
                 <w:spacing w:val="20"/>
-                <w:sz w:val="26"/>
-                <w:szCs w:val="26"/>
+                <w:sz w:val="28"/>
+                <w:szCs w:val="28"/>
                 <w:lang w:val="en-US"/>
               </w:rPr>
             </w:pPr>
@@ -741,8 +795,8 @@
                 <w:rFonts w:ascii="Times New Roman" w:hAnsi="Times New Roman" w:cs="Times New Roman"/>
                 <w:b/>
                 <w:noProof/>
-                <w:sz w:val="26"/>
-                <w:szCs w:val="26"/>
+                <w:sz w:val="28"/>
+                <w:szCs w:val="28"/>
                 <w:lang w:val="uz-Cyrl-UZ"/>
               </w:rPr>
               <w:t>O‘</w:t>
@@ -752,8 +806,8 @@
                 <w:rFonts w:ascii="Times New Roman" w:hAnsi="Times New Roman" w:cs="Times New Roman"/>
                 <w:b/>
                 <w:noProof/>
-                <w:sz w:val="26"/>
-                <w:szCs w:val="26"/>
+                <w:sz w:val="28"/>
+                <w:szCs w:val="28"/>
                 <w:lang w:val="en-US"/>
               </w:rPr>
               <w:t>zbekist</w:t>
@@ -763,8 +817,8 @@
                 <w:rFonts w:ascii="Times New Roman" w:hAnsi="Times New Roman" w:cs="Times New Roman"/>
                 <w:b/>
                 <w:noProof/>
-                <w:sz w:val="26"/>
-                <w:szCs w:val="26"/>
+                <w:sz w:val="28"/>
+                <w:szCs w:val="28"/>
                 <w:lang w:val="uz-Cyrl-UZ"/>
               </w:rPr>
               <w:t>o</w:t>
@@ -774,8 +828,8 @@
                 <w:rFonts w:ascii="Times New Roman" w:hAnsi="Times New Roman" w:cs="Times New Roman"/>
                 <w:b/>
                 <w:noProof/>
-                <w:sz w:val="26"/>
-                <w:szCs w:val="26"/>
+                <w:sz w:val="28"/>
+                <w:szCs w:val="28"/>
                 <w:lang w:val="en-US"/>
               </w:rPr>
               <w:t xml:space="preserve">n Respublikasi </w:t>
@@ -789,8 +843,8 @@
                 <w:b/>
                 <w:bCs/>
                 <w:noProof/>
-                <w:sz w:val="26"/>
-                <w:szCs w:val="26"/>
+                <w:sz w:val="28"/>
+                <w:szCs w:val="28"/>
                 <w:lang w:val="uz-Cyrl-UZ"/>
               </w:rPr>
             </w:pPr>
@@ -800,8 +854,8 @@
                 <w:b/>
                 <w:noProof/>
                 <w:spacing w:val="20"/>
-                <w:sz w:val="26"/>
-                <w:szCs w:val="26"/>
+                <w:sz w:val="28"/>
+                <w:szCs w:val="28"/>
                 <w:lang w:val="uz-Cyrl-UZ"/>
               </w:rPr>
               <w:t xml:space="preserve">Qurilish </w:t>
@@ -812,8 +866,8 @@
                 <w:b/>
                 <w:bCs/>
                 <w:noProof/>
-                <w:sz w:val="26"/>
-                <w:szCs w:val="26"/>
+                <w:sz w:val="28"/>
+                <w:szCs w:val="28"/>
                 <w:lang w:val="uz-Cyrl-UZ"/>
               </w:rPr>
               <w:t xml:space="preserve">va uy-joy kommunal </w:t>
@@ -827,8 +881,8 @@
                 <w:b/>
                 <w:noProof/>
                 <w:spacing w:val="20"/>
-                <w:sz w:val="26"/>
-                <w:szCs w:val="26"/>
+                <w:sz w:val="28"/>
+                <w:szCs w:val="28"/>
                 <w:lang w:val="uz-Cyrl-UZ"/>
               </w:rPr>
             </w:pPr>
@@ -838,8 +892,8 @@
                 <w:b/>
                 <w:bCs/>
                 <w:noProof/>
-                <w:sz w:val="26"/>
-                <w:szCs w:val="26"/>
+                <w:sz w:val="28"/>
+                <w:szCs w:val="28"/>
                 <w:lang w:val="uz-Cyrl-UZ"/>
               </w:rPr>
               <w:t>xo‘jaligi</w:t>
@@ -848,8 +902,8 @@
               <w:rPr>
                 <w:rFonts w:ascii="Times New Roman" w:hAnsi="Times New Roman"/>
                 <w:noProof/>
-                <w:sz w:val="26"/>
-                <w:szCs w:val="26"/>
+                <w:sz w:val="28"/>
+                <w:szCs w:val="28"/>
                 <w:lang w:val="uz-Cyrl-UZ"/>
               </w:rPr>
               <w:t xml:space="preserve"> </w:t>
@@ -860,8 +914,8 @@
                 <w:b/>
                 <w:noProof/>
                 <w:spacing w:val="20"/>
-                <w:sz w:val="26"/>
-                <w:szCs w:val="26"/>
+                <w:sz w:val="28"/>
+                <w:szCs w:val="28"/>
                 <w:lang w:val="uz-Cyrl-UZ"/>
               </w:rPr>
               <w:t>vazirining</w:t>
@@ -875,8 +929,8 @@
                 <w:b/>
                 <w:noProof/>
                 <w:spacing w:val="20"/>
-                <w:sz w:val="26"/>
-                <w:szCs w:val="26"/>
+                <w:sz w:val="28"/>
+                <w:szCs w:val="28"/>
                 <w:lang w:val="uz-Cyrl-UZ"/>
               </w:rPr>
             </w:pPr>
@@ -885,8 +939,8 @@
                 <w:rFonts w:ascii="Times New Roman" w:hAnsi="Times New Roman" w:cs="Times New Roman"/>
                 <w:b/>
                 <w:noProof/>
-                <w:sz w:val="26"/>
-                <w:szCs w:val="26"/>
+                <w:sz w:val="28"/>
+                <w:szCs w:val="28"/>
                 <w:lang w:val="uz-Cyrl-UZ"/>
               </w:rPr>
               <w:t>o‘rinbosari</w:t>
@@ -908,8 +962,8 @@
                 <w:rFonts w:ascii="Times New Roman" w:eastAsia="Times New Roman" w:hAnsi="Times New Roman" w:cs="Times New Roman"/>
                 <w:b/>
                 <w:noProof/>
-                <w:sz w:val="26"/>
-                <w:szCs w:val="26"/>
+                <w:sz w:val="28"/>
+                <w:szCs w:val="28"/>
                 <w:lang w:val="uz-Cyrl-UZ"/>
               </w:rPr>
             </w:pPr>
@@ -918,11 +972,22 @@
                 <w:rFonts w:ascii="Times New Roman" w:hAnsi="Times New Roman" w:cs="Times New Roman"/>
                 <w:b/>
                 <w:noProof/>
-                <w:sz w:val="26"/>
-                <w:szCs w:val="26"/>
-                <w:lang w:val="uz-Cyrl-UZ"/>
-              </w:rPr>
-              <w:t>Direktori</w:t>
+                <w:sz w:val="28"/>
+                <w:szCs w:val="28"/>
+                <w:lang w:val="en-US"/>
+              </w:rPr>
+              <w:t>d</w:t>
+            </w:r>
+            <w:r>
+              <w:rPr>
+                <w:rFonts w:ascii="Times New Roman" w:hAnsi="Times New Roman" w:cs="Times New Roman"/>
+                <w:b/>
+                <w:noProof/>
+                <w:sz w:val="28"/>
+                <w:szCs w:val="28"/>
+                <w:lang w:val="uz-Cyrl-UZ"/>
+              </w:rPr>
+              <w:t>irektori</w:t>
             </w:r>
           </w:p>
         </w:tc>
@@ -940,8 +1005,8 @@
                 <w:b/>
                 <w:noProof/>
                 <w:spacing w:val="20"/>
-                <w:sz w:val="26"/>
-                <w:szCs w:val="26"/>
+                <w:sz w:val="28"/>
+                <w:szCs w:val="28"/>
                 <w:lang w:val="uz-Cyrl-UZ"/>
               </w:rPr>
             </w:pPr>
@@ -960,14 +1025,16 @@
                 <w:rFonts w:ascii="Times New Roman" w:eastAsia="Times New Roman" w:hAnsi="Times New Roman" w:cs="Times New Roman"/>
                 <w:b/>
                 <w:noProof/>
-                <w:sz w:val="26"/>
-                <w:szCs w:val="26"/>
+                <w:sz w:val="28"/>
+                <w:szCs w:val="28"/>
                 <w:lang w:val="uz-Cyrl-UZ"/>
               </w:rPr>
             </w:pPr>
             <w:r>
               <w:rPr>
                 <w:noProof/>
+                <w:sz w:val="28"/>
+                <w:szCs w:val="28"/>
               </w:rPr>
               <w:drawing>
                 <wp:anchor distT="0" distB="0" distL="114300" distR="114300" simplePos="0" relativeHeight="251658240" behindDoc="0" locked="0" layoutInCell="1" allowOverlap="1" wp14:anchorId="0F66102A" wp14:editId="44DD8A4B">
@@ -1027,8 +1094,8 @@
                 <w:rFonts w:ascii="Times New Roman" w:hAnsi="Times New Roman" w:cs="Times New Roman"/>
                 <w:b/>
                 <w:noProof/>
-                <w:sz w:val="26"/>
-                <w:szCs w:val="26"/>
+                <w:sz w:val="28"/>
+                <w:szCs w:val="28"/>
                 <w:lang w:val="en-US"/>
               </w:rPr>
             </w:pPr>
@@ -1037,8 +1104,8 @@
                 <w:rFonts w:ascii="Times New Roman" w:hAnsi="Times New Roman" w:cs="Times New Roman"/>
                 <w:b/>
                 <w:noProof/>
-                <w:sz w:val="26"/>
-                <w:szCs w:val="26"/>
+                <w:sz w:val="28"/>
+                <w:szCs w:val="28"/>
               </w:rPr>
               <w:t xml:space="preserve">  </w:t>
             </w:r>
@@ -1050,8 +1117,8 @@
                 <w:rFonts w:ascii="Times New Roman" w:hAnsi="Times New Roman" w:cs="Times New Roman"/>
                 <w:b/>
                 <w:noProof/>
-                <w:sz w:val="26"/>
-                <w:szCs w:val="26"/>
+                <w:sz w:val="28"/>
+                <w:szCs w:val="28"/>
                 <w:lang w:val="en-US"/>
               </w:rPr>
             </w:pPr>
@@ -1060,8 +1127,8 @@
                 <w:rFonts w:ascii="Times New Roman" w:hAnsi="Times New Roman"/>
                 <w:b/>
                 <w:noProof/>
-                <w:sz w:val="26"/>
-                <w:szCs w:val="26"/>
+                <w:sz w:val="28"/>
+                <w:szCs w:val="28"/>
                 <w:lang w:val="en-US"/>
               </w:rPr>
               <w:t>{{institute_director}}</w:t>
@@ -1080,8 +1147,8 @@
                 <w:b/>
                 <w:noProof/>
                 <w:spacing w:val="20"/>
-                <w:sz w:val="26"/>
-                <w:szCs w:val="26"/>
+                <w:sz w:val="28"/>
+                <w:szCs w:val="28"/>
               </w:rPr>
             </w:pPr>
           </w:p>
@@ -1093,8 +1160,8 @@
                 <w:rFonts w:ascii="Times New Roman" w:hAnsi="Times New Roman" w:cs="Times New Roman"/>
                 <w:b/>
                 <w:noProof/>
-                <w:sz w:val="26"/>
-                <w:szCs w:val="26"/>
+                <w:sz w:val="28"/>
+                <w:szCs w:val="28"/>
                 <w:lang w:val="en-US"/>
               </w:rPr>
             </w:pPr>
@@ -1103,8 +1170,8 @@
                 <w:rFonts w:ascii="Times New Roman" w:hAnsi="Times New Roman" w:cs="Times New Roman"/>
                 <w:b/>
                 <w:noProof/>
-                <w:sz w:val="26"/>
-                <w:szCs w:val="26"/>
+                <w:sz w:val="28"/>
+                <w:szCs w:val="28"/>
                 <w:lang w:val="uz-Cyrl-UZ"/>
               </w:rPr>
               <w:t xml:space="preserve"> </w:t>
@@ -1119,8 +1186,8 @@
                 <w:b/>
                 <w:noProof/>
                 <w:spacing w:val="20"/>
-                <w:sz w:val="26"/>
-                <w:szCs w:val="26"/>
+                <w:sz w:val="28"/>
+                <w:szCs w:val="28"/>
                 <w:lang w:val="uz-Cyrl-UZ"/>
               </w:rPr>
             </w:pPr>
@@ -1129,30 +1196,19 @@
                 <w:rFonts w:ascii="Times New Roman" w:hAnsi="Times New Roman"/>
                 <w:b/>
                 <w:noProof/>
-                <w:sz w:val="24"/>
-                <w:szCs w:val="24"/>
+                <w:sz w:val="28"/>
+                <w:szCs w:val="28"/>
                 <w:lang w:val="en-US"/>
               </w:rPr>
-              <w:t xml:space="preserve">                        </w:t>
+              <w:t xml:space="preserve">                    </w:t>
             </w:r>
             <w:r>
               <w:rPr>
                 <w:rFonts w:ascii="Times New Roman" w:hAnsi="Times New Roman"/>
                 <w:b/>
                 <w:noProof/>
-                <w:sz w:val="24"/>
-                <w:szCs w:val="24"/>
-                <w:lang w:val="uz-Cyrl-UZ"/>
-              </w:rPr>
-              <w:t xml:space="preserve">  </w:t>
-            </w:r>
-            <w:r>
-              <w:rPr>
-                <w:rFonts w:ascii="Times New Roman" w:hAnsi="Times New Roman"/>
-                <w:b/>
-                <w:noProof/>
-                <w:sz w:val="26"/>
-                <w:szCs w:val="26"/>
+                <w:sz w:val="28"/>
+                <w:szCs w:val="28"/>
                 <w:lang w:val="en-US"/>
               </w:rPr>
               <w:t>{{deputy_minister}}</w:t>
@@ -1172,9 +1228,9 @@
                 <w:rFonts w:ascii="Times New Roman" w:hAnsi="Times New Roman" w:cs="Times New Roman"/>
                 <w:b/>
                 <w:noProof/>
-                <w:sz w:val="26"/>
-                <w:szCs w:val="26"/>
-                <w:lang w:val="uz-Cyrl-UZ"/>
+                <w:sz w:val="28"/>
+                <w:szCs w:val="28"/>
+                <w:lang w:val="en-US"/>
               </w:rPr>
             </w:pPr>
           </w:p>
@@ -1190,8 +1246,8 @@
                 <w:rFonts w:ascii="Times New Roman" w:hAnsi="Times New Roman" w:cs="Times New Roman"/>
                 <w:b/>
                 <w:noProof/>
-                <w:sz w:val="26"/>
-                <w:szCs w:val="26"/>
+                <w:sz w:val="28"/>
+                <w:szCs w:val="28"/>
                 <w:lang w:val="uz-Cyrl-UZ"/>
               </w:rPr>
             </w:pPr>
@@ -1210,8 +1266,8 @@
               <w:rPr>
                 <w:rFonts w:ascii="Times New Roman" w:hAnsi="Times New Roman" w:cs="Times New Roman"/>
                 <w:noProof/>
-                <w:sz w:val="26"/>
-                <w:szCs w:val="26"/>
+                <w:sz w:val="28"/>
+                <w:szCs w:val="28"/>
                 <w:lang w:val="uz-Cyrl-UZ"/>
               </w:rPr>
             </w:pPr>
@@ -1224,16 +1280,16 @@
                 <w:rFonts w:ascii="Times New Roman" w:eastAsia="Times New Roman" w:hAnsi="Times New Roman" w:cs="Times New Roman"/>
                 <w:b/>
                 <w:noProof/>
-                <w:sz w:val="26"/>
-                <w:szCs w:val="26"/>
+                <w:sz w:val="28"/>
+                <w:szCs w:val="28"/>
               </w:rPr>
             </w:pPr>
             <w:r>
               <w:rPr>
                 <w:rFonts w:ascii="Times New Roman" w:hAnsi="Times New Roman" w:cs="Times New Roman"/>
                 <w:noProof/>
-                <w:sz w:val="26"/>
-                <w:szCs w:val="26"/>
+                <w:sz w:val="28"/>
+                <w:szCs w:val="28"/>
               </w:rPr>
               <w:t>M.</w:t>
             </w:r>
@@ -1241,8 +1297,8 @@
               <w:rPr>
                 <w:rFonts w:ascii="Times New Roman" w:hAnsi="Times New Roman" w:cs="Times New Roman"/>
                 <w:noProof/>
-                <w:sz w:val="26"/>
-                <w:szCs w:val="26"/>
+                <w:sz w:val="28"/>
+                <w:szCs w:val="28"/>
                 <w:lang w:val="uz-Cyrl-UZ"/>
               </w:rPr>
               <w:t>O‘</w:t>
@@ -1260,8 +1316,8 @@
               <w:rPr>
                 <w:rFonts w:ascii="Times New Roman" w:hAnsi="Times New Roman" w:cs="Times New Roman"/>
                 <w:noProof/>
-                <w:sz w:val="26"/>
-                <w:szCs w:val="26"/>
+                <w:sz w:val="28"/>
+                <w:szCs w:val="28"/>
                 <w:lang w:val="uz-Cyrl-UZ"/>
               </w:rPr>
             </w:pPr>
@@ -1274,8 +1330,8 @@
                 <w:rFonts w:ascii="Times New Roman" w:eastAsia="Calibri" w:hAnsi="Times New Roman" w:cs="Times New Roman"/>
                 <w:noProof/>
                 <w:spacing w:val="20"/>
-                <w:sz w:val="26"/>
-                <w:szCs w:val="26"/>
+                <w:sz w:val="28"/>
+                <w:szCs w:val="28"/>
                 <w:lang w:val="uz-Cyrl-UZ"/>
               </w:rPr>
             </w:pPr>
@@ -1283,8 +1339,8 @@
               <w:rPr>
                 <w:rFonts w:ascii="Times New Roman" w:hAnsi="Times New Roman" w:cs="Times New Roman"/>
                 <w:noProof/>
-                <w:sz w:val="26"/>
-                <w:szCs w:val="26"/>
+                <w:sz w:val="28"/>
+                <w:szCs w:val="28"/>
               </w:rPr>
               <w:t>M.</w:t>
             </w:r>
@@ -1292,8 +1348,8 @@
               <w:rPr>
                 <w:rFonts w:ascii="Times New Roman" w:hAnsi="Times New Roman" w:cs="Times New Roman"/>
                 <w:noProof/>
-                <w:sz w:val="26"/>
-                <w:szCs w:val="26"/>
+                <w:sz w:val="28"/>
+                <w:szCs w:val="28"/>
                 <w:lang w:val="uz-Cyrl-UZ"/>
               </w:rPr>
               <w:t>O‘</w:t>
@@ -1309,8 +1365,8 @@
         <w:rPr>
           <w:rFonts w:ascii="Times New Roman" w:hAnsi="Times New Roman" w:cs="Times New Roman"/>
           <w:noProof/>
-          <w:sz w:val="24"/>
-          <w:szCs w:val="24"/>
+          <w:sz w:val="28"/>
+          <w:szCs w:val="28"/>
           <w:lang w:val="uz-Cyrl-UZ"/>
         </w:rPr>
       </w:pPr>
@@ -1322,8 +1378,8 @@
         <w:rPr>
           <w:rFonts w:ascii="Times New Roman" w:hAnsi="Times New Roman" w:cs="Times New Roman"/>
           <w:noProof/>
-          <w:sz w:val="24"/>
-          <w:szCs w:val="24"/>
+          <w:sz w:val="28"/>
+          <w:szCs w:val="28"/>
           <w:lang w:val="uz-Cyrl-UZ"/>
         </w:rPr>
       </w:pPr>
@@ -1339,7 +1395,7 @@
 </file>
 
 <file path=word/styles.xml><?xml version="1.0" encoding="utf-8"?>
-<w:styles xmlns:mc="http://schemas.openxmlformats.org/markup-compatibility/2006" xmlns:r="http://schemas.openxmlformats.org/officeDocument/2006/relationships" xmlns:w="http://schemas.openxmlformats.org/wordprocessingml/2006/main" xmlns:w14="http://schemas.microsoft.com/office/word/2010/wordml" xmlns:w15="http://schemas.microsoft.com/office/word/2012/wordml" xmlns:w16cex="http://schemas.microsoft.com/office/word/2018/wordml/cex" xmlns:w16cid="http://schemas.microsoft.com/office/word/2016/wordml/cid" xmlns:w16="http://schemas.microsoft.com/office/word/2018/wordml" xmlns:w16du="http://schemas.microsoft.com/office/word/2023/wordml/word16du" xmlns:w16sdtdh="http://schemas.microsoft.com/office/word/2020/wordml/sdtdatahash" xmlns:w16sdtfl="http://schemas.microsoft.com/office/word/2024/wordml/sdtformatlock" xmlns:w16se="http://schemas.microsoft.com/office/word/2015/wordml/symex" mc:Ignorable="w14 w15 w16se w16cid w16 w16cex w16sdtdh w16sdtfl w16du">
+<w:styles xmlns:mc="http://schemas.openxmlformats.org/markup-compatibility/2006" xmlns:r="http://schemas.openxmlformats.org/officeDocument/2006/relationships" xmlns:w="http://schemas.openxmlformats.org/wordprocessingml/2006/main" xmlns:w14="http://schemas.microsoft.com/office/word/2010/wordml" xmlns:w15="http://schemas.microsoft.com/office/word/2012/wordml" xmlns:w16cex="http://schemas.microsoft.com/office/word/2018/wordml/cex" xmlns:w16cid="http://schemas.microsoft.com/office/word/2016/wordml/cid" xmlns:w16="http://schemas.microsoft.com/office/word/2018/wordml" xmlns:w16sdtdh="http://schemas.microsoft.com/office/word/2020/wordml/sdtdatahash" xmlns:w16se="http://schemas.microsoft.com/office/word/2015/wordml/symex" mc:Ignorable="w14 w15 w16se w16cid w16 w16cex w16sdtdh">
   <w:docDefaults>
     <w:rPrDefault>
       <w:rPr>
